--- a/Quellen/Anhänge/Buch/Auswahl-Studien-und-Erinnerungen.docx
+++ b/Quellen/Anhänge/Buch/Auswahl-Studien-und-Erinnerungen.docx
@@ -63,8 +63,6 @@
       </w:r>
       <w:r>
         <w:t>Oppezzo &amp; Schwartz (2014, Stanford): Wer beim Nachdenken spazieren ging, hatte im Schnitt rund 60 % mehr kreative Ideen als im Sitzen, und bei 81 % der Teilnehmenden stieg die Kreativität. Der Effekt hielt sogar noch kurz an, nachdem sie sich wieder hingesetzt hatten. Bewegung hilft dem Kopf also direkt. Das ist der Beweis für dein „Der Sport gibt dem Körper, was die Arbeit ihm nimmt“, nur umgekehrt: Der Körper gibt auch dem Geist etwas.</w:t>
-        <w:br/>
-        <w:t>Alternative, falls du es lieber an Schule und Lernen festmachst: Hillman et al. (2009): Nach nur 20 Minuten zügigem Gehen konnten sich Schüler besser konzentrieren und schnitten in einem Lesetest besser ab.</w:t>
       </w:r>
     </w:p>
     <w:p>

--- a/Quellen/Anhänge/Buch/Auswahl-Studien-und-Erinnerungen.docx
+++ b/Quellen/Anhänge/Buch/Auswahl-Studien-und-Erinnerungen.docx
@@ -21,6 +21,20 @@
       </w:pPr>
       <w:r>
         <w:t>Ausgewählte Studien</w:t>
+      </w:r>
+    </w:p>
+    <w:p>
+      <w:pPr>
+        <w:pStyle w:val="ListBullet"/>
+      </w:pPr>
+      <w:r>
+        <w:rPr>
+          <w:b/>
+        </w:rPr>
+        <w:t xml:space="preserve">Kapitel 2 &amp; 3 – Tiefpunkt und erster Lauf: </w:t>
+      </w:r>
+      <w:r>
+        <w:t>Blumenthal et al. (1999): Bei Menschen mit Depressionen wirkte ein 16-wöchiges Sportprogramm ähnlich gut wie ein Antidepressivum. Vorsichtig formulieren: Sport ersetzt keine Behandlung.</w:t>
       </w:r>
     </w:p>
     <w:p>
